--- a/Quanta, Actually - SERIES/QED Course/chapters/Lesson 80 Path Integrals.docx
+++ b/Quanta, Actually - SERIES/QED Course/chapters/Lesson 80 Path Integrals.docx
@@ -17,7 +17,7 @@
         <w:jc w:val="center"/>
       </w:pPr>
       <w:r>
-        <w:t>Lesson 80 of the Complete Quantum Electrodynamics Course</w:t>
+        <w:t>Lesson 80 of Quantum, Actually, Volume 2: A QED Course</w:t>
       </w:r>
     </w:p>
     <w:p>
@@ -74,7 +74,16 @@
     </w:p>
     <w:p>
       <w:r>
-        <w:t>This course built QED from operators: canonical quantization, the Dyson series, and Wick's theorem. The path integral is an equivalent starting point. An amplitude is written as an integral over every history of the system, each weighted by the phase exp(iS). This lesson derives that statement in quantum mechanics, where every step can be checked, and then carries it to fields. Gaussian integrals do almost all the work. They return the free-particle kernel, the oscillator's zero-point energy, and the scalar, Dirac, and photon propagators the course already has. Interactions then reappear as averages of exp(iS_int) in the free theory, which Lesson 84 turns into Feynman rules. The lesson does not replace Parts V to VIII. It rederives their results from a second direction, and Lessons 81 to 86 use that direction. Expect seven to nine hours.</w:t>
+        <w:t>This course built QED from operators: canonical quantization, the Dyson series, and Wick's theorem. The path integral is an equivalent starting point. An amplitude is written as an integral over every history of the system, each weighted by the phase exp(iS). This lesson derives that statement in quantum mechanics, where every step can be checked, and then carries it to fields. Gaussian integrals do almost all the work. They return the free-particle kernel, the oscillator's zero-point energy, and the scalar, Dirac, and photon propagators the course already has. Interactions then reappear as averages of exp(iS</w:t>
+      </w:r>
+      <w:r>
+        <w:rPr>
+          <w:vertAlign w:val="subscript"/>
+        </w:rPr>
+        <w:t>int</w:t>
+      </w:r>
+      <w:r>
+        <w:t>) in the free theory, which Lesson 84 turns into Feynman rules. The lesson does not replace Parts V to VIII. It rederives their results from a second direction, and Lessons 81 to 86 use that direction. Expect seven to nine hours.</w:t>
       </w:r>
     </w:p>
     <w:p>
@@ -90,7 +99,43 @@
         <w:pStyle w:val="ListBullet"/>
       </w:pPr>
       <w:r>
-        <w:t>Derive ⟨q_f|e^{−iHT}|q_i⟩ = ∫Dq e^{iS[q]} by time slicing, including the normalization of each slice.</w:t>
+        <w:t>Derive ⟨q</w:t>
+      </w:r>
+      <w:r>
+        <w:rPr>
+          <w:vertAlign w:val="subscript"/>
+        </w:rPr>
+        <w:t>f</w:t>
+      </w:r>
+      <w:r>
+        <w:t>|e</w:t>
+      </w:r>
+      <w:r>
+        <w:rPr>
+          <w:vertAlign w:val="superscript"/>
+        </w:rPr>
+        <w:t>−iHT</w:t>
+      </w:r>
+      <w:r>
+        <w:t>|q</w:t>
+      </w:r>
+      <w:r>
+        <w:rPr>
+          <w:vertAlign w:val="subscript"/>
+        </w:rPr>
+        <w:t>i</w:t>
+      </w:r>
+      <w:r>
+        <w:t>⟩ = ∫Dq e</w:t>
+      </w:r>
+      <w:r>
+        <w:rPr>
+          <w:vertAlign w:val="superscript"/>
+        </w:rPr>
+        <w:t>iS[q]</w:t>
+      </w:r>
+      <w:r>
+        <w:t xml:space="preserve"> by time slicing, including the normalization of each slice.</w:t>
       </w:r>
     </w:p>
     <w:p>
@@ -122,7 +167,16 @@
         <w:pStyle w:val="ListBullet"/>
       </w:pPr>
       <w:r>
-        <w:t>Recover the Feynman propagators i/(k² − m² + iε), i/(p̸ − m + iε), and −ig_{μν}/(k² + iε), and explain why the photon integral needs gauge fixing.</w:t>
+        <w:t>Recover the Feynman propagators i/(k² − m² + iε), i/(p̸ − m + iε), and −ig</w:t>
+      </w:r>
+      <w:r>
+        <w:rPr>
+          <w:vertAlign w:val="subscript"/>
+        </w:rPr>
+        <w:t>μν</w:t>
+      </w:r>
+      <w:r>
+        <w:t>/(k² + iε), and explain why the photon integral needs gauge fixing.</w:t>
       </w:r>
     </w:p>
     <w:p>
@@ -325,7 +379,13 @@
           </w:tcPr>
           <w:p>
             <w:r>
-              <w:t>S_E</w:t>
+              <w:t>S</w:t>
+            </w:r>
+            <w:r>
+              <w:rPr>
+                <w:vertAlign w:val="subscript"/>
+              </w:rPr>
+              <w:t>E</w:t>
             </w:r>
           </w:p>
         </w:tc>
@@ -343,7 +403,16 @@
           </w:tcPr>
           <w:p>
             <w:r>
-              <w:t>Euclidean action, defined by iS = −S_E after t = −iτ</w:t>
+              <w:t>Euclidean action, defined by iS = −S</w:t>
+            </w:r>
+            <w:r>
+              <w:rPr>
+                <w:vertAlign w:val="subscript"/>
+              </w:rPr>
+              <w:t>E</w:t>
+            </w:r>
+            <w:r>
+              <w:t xml:space="preserve"> after t = −iτ</w:t>
             </w:r>
           </w:p>
         </w:tc>
@@ -482,7 +551,43 @@
     </w:p>
     <w:p>
       <w:r>
-        <w:t>Take a particle with H = p²/2m + V(q). Split the time T into N steps of length ε = T/N. For small ε, e^{−iεH} = e^{−iεp²/2m} e^{−iεV} up to terms of order ε², which vanish in total as N → ∞. The potential factor acts on a position eigenstate as a number. The kinetic factor is evaluated by inserting momentum states, ⟨q′|p⟩ = e^{ipq′}, ∫dp/2π |p⟩⟨p| = 1:</w:t>
+        <w:t>Take a particle with H = p²/2m + V(q). Split the time T into N steps of length ε = T/N. For small ε, e</w:t>
+      </w:r>
+      <w:r>
+        <w:rPr>
+          <w:vertAlign w:val="superscript"/>
+        </w:rPr>
+        <w:t>−iεH</w:t>
+      </w:r>
+      <w:r>
+        <w:t xml:space="preserve"> = e</w:t>
+      </w:r>
+      <w:r>
+        <w:rPr>
+          <w:vertAlign w:val="superscript"/>
+        </w:rPr>
+        <w:t>−iεp²/2m</w:t>
+      </w:r>
+      <w:r>
+        <w:t xml:space="preserve"> e</w:t>
+      </w:r>
+      <w:r>
+        <w:rPr>
+          <w:vertAlign w:val="superscript"/>
+        </w:rPr>
+        <w:t>−iεV</w:t>
+      </w:r>
+      <w:r>
+        <w:t xml:space="preserve"> up to terms of order ε², which vanish in total as N → ∞. The potential factor acts on a position eigenstate as a number. The kinetic factor is evaluated by inserting momentum states, ⟨q′|p⟩ = e</w:t>
+      </w:r>
+      <w:r>
+        <w:rPr>
+          <w:vertAlign w:val="superscript"/>
+        </w:rPr>
+        <w:t>ipq′</w:t>
+      </w:r>
+      <w:r>
+        <w:t>, ∫dp/2π |p⟩⟨p| = 1:</w:t>
       </w:r>
     </w:p>
     <w:p>
@@ -934,7 +1039,52 @@
     </w:p>
     <w:p>
       <w:r>
-        <w:t>Write e^{−iHT} as N factors e^{−iεH} and insert ∫dq_k |q_k⟩⟨q_k| = 1 between them, for k = 1, …, N − 1. Each matrix element is the short-step result, and the exponents add:</w:t>
+        <w:t>Write e</w:t>
+      </w:r>
+      <w:r>
+        <w:rPr>
+          <w:vertAlign w:val="superscript"/>
+        </w:rPr>
+        <w:t>−iHT</w:t>
+      </w:r>
+      <w:r>
+        <w:t xml:space="preserve"> as N factors e</w:t>
+      </w:r>
+      <w:r>
+        <w:rPr>
+          <w:vertAlign w:val="superscript"/>
+        </w:rPr>
+        <w:t>−iεH</w:t>
+      </w:r>
+      <w:r>
+        <w:t xml:space="preserve"> and insert ∫dq</w:t>
+      </w:r>
+      <w:r>
+        <w:rPr>
+          <w:vertAlign w:val="subscript"/>
+        </w:rPr>
+        <w:t>k</w:t>
+      </w:r>
+      <w:r>
+        <w:t xml:space="preserve"> |q</w:t>
+      </w:r>
+      <w:r>
+        <w:rPr>
+          <w:vertAlign w:val="subscript"/>
+        </w:rPr>
+        <w:t>k</w:t>
+      </w:r>
+      <w:r>
+        <w:t>⟩⟨q</w:t>
+      </w:r>
+      <w:r>
+        <w:rPr>
+          <w:vertAlign w:val="subscript"/>
+        </w:rPr>
+        <w:t>k</w:t>
+      </w:r>
+      <w:r>
+        <w:t>| = 1 between them, for k = 1, …, N − 1. Each matrix element is the short-step result, and the exponents add:</w:t>
       </w:r>
     </w:p>
     <w:p>
@@ -1219,7 +1369,52 @@
     </w:p>
     <w:p>
       <w:r>
-        <w:t>with q_0 = q_i and q_N = q_f. The sum in the exponent becomes the action of the broken-line path through the points q_k. The integrals range over every such path. The shorthand is</w:t>
+        <w:t>with q</w:t>
+      </w:r>
+      <w:r>
+        <w:rPr>
+          <w:vertAlign w:val="subscript"/>
+        </w:rPr>
+        <w:t>0</w:t>
+      </w:r>
+      <w:r>
+        <w:t xml:space="preserve"> = q</w:t>
+      </w:r>
+      <w:r>
+        <w:rPr>
+          <w:vertAlign w:val="subscript"/>
+        </w:rPr>
+        <w:t>i</w:t>
+      </w:r>
+      <w:r>
+        <w:t xml:space="preserve"> and q</w:t>
+      </w:r>
+      <w:r>
+        <w:rPr>
+          <w:vertAlign w:val="subscript"/>
+        </w:rPr>
+        <w:t>N</w:t>
+      </w:r>
+      <w:r>
+        <w:t xml:space="preserve"> = q</w:t>
+      </w:r>
+      <w:r>
+        <w:rPr>
+          <w:vertAlign w:val="subscript"/>
+        </w:rPr>
+        <w:t>f</w:t>
+      </w:r>
+      <w:r>
+        <w:t>. The sum in the exponent becomes the action of the broken-line path through the points q</w:t>
+      </w:r>
+      <w:r>
+        <w:rPr>
+          <w:vertAlign w:val="subscript"/>
+        </w:rPr>
+        <w:t>k</w:t>
+      </w:r>
+      <w:r>
+        <w:t>. The integrals range over every such path. The shorthand is</w:t>
       </w:r>
     </w:p>
     <w:p>
@@ -1341,7 +1536,34 @@
     </w:p>
     <w:p>
       <w:r>
-        <w:t>where Dq includes the factors (m/2πiε)^{1/2}. Two remarks keep this honest. First, Dq is defined by the limit, not as a measure in the mathematician's sense. Second, the paths that dominate are continuous but nowhere differentiable: a typical step has q_{k+1} − q_k of order √(ε/m), so (Δq/ε)² grows like 1/ε. The Gaussian factors are what make the limit finite.</w:t>
+        <w:t>where Dq includes the factors (m/2πiε)</w:t>
+      </w:r>
+      <w:r>
+        <w:rPr>
+          <w:vertAlign w:val="superscript"/>
+        </w:rPr>
+        <w:t>1/2</w:t>
+      </w:r>
+      <w:r>
+        <w:t>. Two remarks keep this honest. First, Dq is defined by the limit, not as a measure in the mathematician's sense. Second, the paths that dominate are continuous but nowhere differentiable: a typical step has q</w:t>
+      </w:r>
+      <w:r>
+        <w:rPr>
+          <w:vertAlign w:val="subscript"/>
+        </w:rPr>
+        <w:t>k+1</w:t>
+      </w:r>
+      <w:r>
+        <w:t xml:space="preserve"> − q</w:t>
+      </w:r>
+      <w:r>
+        <w:rPr>
+          <w:vertAlign w:val="subscript"/>
+        </w:rPr>
+        <w:t>k</w:t>
+      </w:r>
+      <w:r>
+        <w:t xml:space="preserve"> of order √(ε/m), so (Δq/ε)² grows like 1/ε. The Gaussian factors are what make the limit finite.</w:t>
       </w:r>
     </w:p>
     <w:p>
@@ -1355,7 +1577,16 @@
     </w:p>
     <w:p>
       <w:r>
-        <w:t>Show that the free-particle kernel K(q′, q; t) = √(m/2πit) e^{im(q′ − q)²/2t} composes correctly: integrating over an intermediate point gives the kernel for the total time.</w:t>
+        <w:t>Show that the free-particle kernel K(q′, q; t) = √(m/2πit) e</w:t>
+      </w:r>
+      <w:r>
+        <w:rPr>
+          <w:vertAlign w:val="superscript"/>
+        </w:rPr>
+        <w:t>im(q′ − q)²/2t</w:t>
+      </w:r>
+      <w:r>
+        <w:t xml:space="preserve"> composes correctly: integrating over an intermediate point gives the kernel for the total time.</w:t>
       </w:r>
     </w:p>
     <w:p>
@@ -1576,7 +1807,34 @@
     </w:p>
     <w:p>
       <w:r>
-        <w:t>Applying this N − 1 times to the time-sliced integral gives the exact free kernel for any N. The exponent of the answer, m(q_f − q_i)²/2T, is the action of the classical straight-line path. For a quadratic Lagrangian the path integral is always e^{iS_cl} times a prefactor that does not depend on the endpoints.</w:t>
+        <w:t>Applying this N − 1 times to the time-sliced integral gives the exact free kernel for any N. The exponent of the answer, m(q</w:t>
+      </w:r>
+      <w:r>
+        <w:rPr>
+          <w:vertAlign w:val="subscript"/>
+        </w:rPr>
+        <w:t>f</w:t>
+      </w:r>
+      <w:r>
+        <w:t xml:space="preserve"> − q</w:t>
+      </w:r>
+      <w:r>
+        <w:rPr>
+          <w:vertAlign w:val="subscript"/>
+        </w:rPr>
+        <w:t>i</w:t>
+      </w:r>
+      <w:r>
+        <w:t>)²/2T, is the action of the classical straight-line path. For a quadratic Lagrangian the path integral is always e</w:t>
+      </w:r>
+      <w:r>
+        <w:rPr>
+          <w:vertAlign w:val="superscript"/>
+        </w:rPr>
+        <w:t>iS_(cl)</w:t>
+      </w:r>
+      <w:r>
+        <w:t xml:space="preserve"> times a prefactor that does not depend on the endpoints.</w:t>
       </w:r>
     </w:p>
     <w:p>
@@ -1597,12 +1855,39 @@
     </w:p>
     <w:p>
       <w:r>
-        <w:t>Restore ℏ. The weight is e^{iS/ℏ}. When S changes by much more than ℏ between neighboring paths, their phases oscillate rapidly and cancel. The contributions that survive come from paths near a point where S is stationary, δS = 0. Those are the solutions of the Euler–Lagrange equation. Classical mechanics is therefore the stationary-phase approximation to quantum mechanics. Paths that differ from the classical one by enough to change S by about ℏ still contribute coherently. That band of paths is where quantum behavior lives.</w:t>
+        <w:t>Restore ℏ. The weight is e</w:t>
+      </w:r>
+      <w:r>
+        <w:rPr>
+          <w:vertAlign w:val="superscript"/>
+        </w:rPr>
+        <w:t>iS/ℏ</w:t>
+      </w:r>
+      <w:r>
+        <w:t>. When S changes by much more than ℏ between neighboring paths, their phases oscillate rapidly and cancel. The contributions that survive come from paths near a point where S is stationary, δS = 0. Those are the solutions of the Euler–Lagrange equation. Classical mechanics is therefore the stationary-phase approximation to quantum mechanics. Paths that differ from the classical one by enough to change S by about ℏ still contribute coherently. That band of paths is where quantum behavior lives.</w:t>
       </w:r>
     </w:p>
     <w:p>
       <w:r>
-        <w:t>Expanding about the classical path, q = q_cl + η with η = 0 at both ends, the action is S_cl plus a term quadratic in η, because the linear term vanishes at a stationary point. For a Lagrangian at most quadratic in q, nothing else appears, and the stationary-phase approximation is exact.</w:t>
+        <w:t>Expanding about the classical path, q = q</w:t>
+      </w:r>
+      <w:r>
+        <w:rPr>
+          <w:vertAlign w:val="subscript"/>
+        </w:rPr>
+        <w:t>cl</w:t>
+      </w:r>
+      <w:r>
+        <w:t xml:space="preserve"> + η with η = 0 at both ends, the action is S</w:t>
+      </w:r>
+      <w:r>
+        <w:rPr>
+          <w:vertAlign w:val="subscript"/>
+        </w:rPr>
+        <w:t>cl</w:t>
+      </w:r>
+      <w:r>
+        <w:t xml:space="preserve"> plus a term quadratic in η, because the linear term vanishes at a stationary point. For a Lagrangian at most quadratic in q, nothing else appears, and the stationary-phase approximation is exact.</w:t>
       </w:r>
     </w:p>
     <w:p>
@@ -1835,7 +2120,25 @@
     </w:p>
     <w:p>
       <w:r>
-        <w:t>For a potential bounded below, S_E is bounded below. The weight e^{−S_E} is real and positive and damps wild paths, so Euclidean integrals converge where Minkowski ones only oscillate. Lesson 67 used this rotation for loop integrals. Here it is applied to whole histories.</w:t>
+        <w:t>For a potential bounded below, S</w:t>
+      </w:r>
+      <w:r>
+        <w:rPr>
+          <w:vertAlign w:val="subscript"/>
+        </w:rPr>
+        <w:t>E</w:t>
+      </w:r>
+      <w:r>
+        <w:t xml:space="preserve"> is bounded below. The weight e</w:t>
+      </w:r>
+      <w:r>
+        <w:rPr>
+          <w:vertAlign w:val="superscript"/>
+        </w:rPr>
+        <w:t>−S_E</w:t>
+      </w:r>
+      <w:r>
+        <w:t xml:space="preserve"> is real and positive and damps wild paths, so Euclidean integrals converge where Minkowski ones only oscillate. Lesson 67 used this rotation for loop integrals. Here it is applied to whole histories.</w:t>
       </w:r>
     </w:p>
     <w:p>
@@ -2057,12 +2360,120 @@
     </w:p>
     <w:p>
       <w:r>
-        <w:t>Find E₀ for the harmonic oscillator, V = mω²q²/2, from the Euclidean path integral with q_i = q_f = 0.</w:t>
+        <w:t>Find E₀ for the harmonic oscillator, V = mω²q²/2, from the Euclidean path integral with q</w:t>
+      </w:r>
+      <w:r>
+        <w:rPr>
+          <w:vertAlign w:val="subscript"/>
+        </w:rPr>
+        <w:t>i</w:t>
+      </w:r>
+      <w:r>
+        <w:t xml:space="preserve"> = q</w:t>
+      </w:r>
+      <w:r>
+        <w:rPr>
+          <w:vertAlign w:val="subscript"/>
+        </w:rPr>
+        <w:t>f</w:t>
+      </w:r>
+      <w:r>
+        <w:t xml:space="preserve"> = 0.</w:t>
       </w:r>
     </w:p>
     <w:p>
       <w:r>
-        <w:t>The classical path with these endpoints is q_cl = 0, so S_E = S_E[η] is exactly quadratic. Expand the fluctuation in the modes that vanish at both ends, η(τ′) = Σ_n a_n sin(nπτ′/τ), n = 1, 2, …. Then S_E = (mτ/4)Σ_n(n²π²/τ² + ω²)a_n². Each a_n is a Gaussian integral giving a factor proportional to (n²π²/τ² + ω²)^{−1/2}. Divide by the same product for the free particle (ω = 0), whose answer √(m/2πτ) is known from Worked example 1 rotated to Euclidean time. The infinite normalizations cancel in the ratio:</w:t>
+        <w:t>The classical path with these endpoints is q</w:t>
+      </w:r>
+      <w:r>
+        <w:rPr>
+          <w:vertAlign w:val="subscript"/>
+        </w:rPr>
+        <w:t>cl</w:t>
+      </w:r>
+      <w:r>
+        <w:t xml:space="preserve"> = 0, so S</w:t>
+      </w:r>
+      <w:r>
+        <w:rPr>
+          <w:vertAlign w:val="subscript"/>
+        </w:rPr>
+        <w:t>E</w:t>
+      </w:r>
+      <w:r>
+        <w:t xml:space="preserve"> = S</w:t>
+      </w:r>
+      <w:r>
+        <w:rPr>
+          <w:vertAlign w:val="subscript"/>
+        </w:rPr>
+        <w:t>E</w:t>
+      </w:r>
+      <w:r>
+        <w:t>[η] is exactly quadratic. Expand the fluctuation in the modes that vanish at both ends, η(τ′) = Σ</w:t>
+      </w:r>
+      <w:r>
+        <w:rPr>
+          <w:vertAlign w:val="subscript"/>
+        </w:rPr>
+        <w:t>n</w:t>
+      </w:r>
+      <w:r>
+        <w:t xml:space="preserve"> a</w:t>
+      </w:r>
+      <w:r>
+        <w:rPr>
+          <w:vertAlign w:val="subscript"/>
+        </w:rPr>
+        <w:t>n</w:t>
+      </w:r>
+      <w:r>
+        <w:t xml:space="preserve"> sin(nπτ′/τ), n = 1, 2, …. Then S</w:t>
+      </w:r>
+      <w:r>
+        <w:rPr>
+          <w:vertAlign w:val="subscript"/>
+        </w:rPr>
+        <w:t>E</w:t>
+      </w:r>
+      <w:r>
+        <w:t xml:space="preserve"> = (mτ/4)Σ</w:t>
+      </w:r>
+      <w:r>
+        <w:rPr>
+          <w:vertAlign w:val="subscript"/>
+        </w:rPr>
+        <w:t>n</w:t>
+      </w:r>
+      <w:r>
+        <w:t>(n²π²/τ² + ω²)a</w:t>
+      </w:r>
+      <w:r>
+        <w:rPr>
+          <w:vertAlign w:val="subscript"/>
+        </w:rPr>
+        <w:t>n</w:t>
+      </w:r>
+      <w:r>
+        <w:t>². Each a</w:t>
+      </w:r>
+      <w:r>
+        <w:rPr>
+          <w:vertAlign w:val="subscript"/>
+        </w:rPr>
+        <w:t>n</w:t>
+      </w:r>
+      <w:r>
+        <w:t xml:space="preserve"> is a Gaussian integral giving a factor proportional to (n²π²/τ² + ω²)</w:t>
+      </w:r>
+      <w:r>
+        <w:rPr>
+          <w:vertAlign w:val="superscript"/>
+        </w:rPr>
+        <w:t>−1/2</w:t>
+      </w:r>
+      <w:r>
+        <w:t>. Divide by the same product for the free particle (ω = 0), whose answer √(m/2πτ) is known from Worked example 1 rotated to Euclidean time. The infinite normalizations cancel in the ratio:</w:t>
       </w:r>
     </w:p>
     <w:p>
@@ -2294,7 +2705,16 @@
     </w:p>
     <w:p>
       <w:r>
-        <w:t>using the product formula Π(1 + x²/n²π²) = sinh x / x. For large τ, sinh ωτ → e^{ωτ}/2 and</w:t>
+        <w:t>using the product formula Π(1 + x²/n²π²) = sinh x / x. For large τ, sinh ωτ → e</w:t>
+      </w:r>
+      <w:r>
+        <w:rPr>
+          <w:vertAlign w:val="superscript"/>
+        </w:rPr>
+        <w:t>ωτ</w:t>
+      </w:r>
+      <w:r>
+        <w:t>/2 and</w:t>
       </w:r>
     </w:p>
     <w:p>
@@ -2397,7 +2817,16 @@
     </w:p>
     <w:p>
       <w:r>
-        <w:t>Comparing with Section 3.2, the decay rate is E₀ = ω/2, and |ψ₀(0)|² = √(mω/π), the value at q = 0 of the Gaussian ground state of Lesson 12. The zero-point energy appears as an infinite product of fluctuation modes. In a field, each momentum mode is such an oscillator, which is why the vacuum energy of Lesson 34 is a sum of ω_k/2.</w:t>
+        <w:t>Comparing with Section 3.2, the decay rate is E₀ = ω/2, and |ψ₀(0)|² = √(mω/π), the value at q = 0 of the Gaussian ground state of Lesson 12. The zero-point energy appears as an infinite product of fluctuation modes. In a field, each momentum mode is such an oscillator, which is why the vacuum energy of Lesson 34 is a sum of ω</w:t>
+      </w:r>
+      <w:r>
+        <w:rPr>
+          <w:vertAlign w:val="subscript"/>
+        </w:rPr>
+        <w:t>k</w:t>
+      </w:r>
+      <w:r>
+        <w:t>/2.</w:t>
       </w:r>
     </w:p>
     <w:p>
@@ -2910,7 +3339,16 @@
     </w:p>
     <w:p>
       <w:r>
-        <w:t>Every higher average is the sum over all ways to pair the indices. This is Wick's theorem, now a property of Gaussian integrals rather than of operator orderings. The oscillatory version, weight e^{(i/2)xᵀKx}, is the case A = −iK, with the convergence supplied by an iε. Its two-point average is</w:t>
+        <w:t>Every higher average is the sum over all ways to pair the indices. This is Wick's theorem, now a property of Gaussian integrals rather than of operator orderings. The oscillatory version, weight e</w:t>
+      </w:r>
+      <w:r>
+        <w:rPr>
+          <w:vertAlign w:val="superscript"/>
+        </w:rPr>
+        <w:t>(i/2)xᵀKx</w:t>
+      </w:r>
+      <w:r>
+        <w:t>, is the case A = −iK, with the convergence supplied by an iε. Its two-point average is</w:t>
       </w:r>
     </w:p>
     <w:p>
@@ -3007,7 +3445,16 @@
     </w:p>
     <w:p>
       <w:r>
-        <w:t>In the sliced integral, a factor q(t₁)q(t₂) inside ∫Dq e^{iS} sits at definite slices. Reading the slices from right to left reconstructs the operators in the order of their times, whichever of t₁ and t₂ is larger:</w:t>
+        <w:t>In the sliced integral, a factor q(t₁)q(t₂) inside ∫Dq e</w:t>
+      </w:r>
+      <w:r>
+        <w:rPr>
+          <w:vertAlign w:val="superscript"/>
+        </w:rPr>
+        <w:t>iS</w:t>
+      </w:r>
+      <w:r>
+        <w:t xml:space="preserve"> sits at definite slices. Reading the slices from right to left reconstructs the operators in the order of their times, whichever of t₁ and t₂ is larger:</w:t>
       </w:r>
     </w:p>
     <w:p>
@@ -3282,7 +3729,25 @@
     </w:p>
     <w:p>
       <w:r>
-        <w:t>So the path integral computes time-ordered products automatically. With T(1 − iε) projecting onto the vacuum at both ends, and dividing by the integral without insertions to remove the overlaps ψ₀(q_f)ψ₀*(q_i),</w:t>
+        <w:t>So the path integral computes time-ordered products automatically. With T(1 − iε) projecting onto the vacuum at both ends, and dividing by the integral without insertions to remove the overlaps ψ₀(q</w:t>
+      </w:r>
+      <w:r>
+        <w:rPr>
+          <w:vertAlign w:val="subscript"/>
+        </w:rPr>
+        <w:t>f</w:t>
+      </w:r>
+      <w:r>
+        <w:t>)ψ₀*(q</w:t>
+      </w:r>
+      <w:r>
+        <w:rPr>
+          <w:vertAlign w:val="subscript"/>
+        </w:rPr>
+        <w:t>i</w:t>
+      </w:r>
+      <w:r>
+        <w:t>),</w:t>
       </w:r>
     </w:p>
     <w:p>
@@ -3486,7 +3951,34 @@
     </w:p>
     <w:p>
       <w:r>
-        <w:t>For ℒ = ½∂_μφ∂^μφ − ½m²φ², integrating by parts gives S₀ = ½∫d⁴x φ(−∂² − m²)φ. So K = −(∂² + m²). Discretize spacetime, and the field integral is the finite-dimensional Gaussian with x_i → φ(x). Section 4.1 then gives ⟨φ(x)φ(y)⟩ = i K⁻¹(x, y). In momentum space, ∂ → −ik, so K → k² − m², and</w:t>
+        <w:t>For ℒ = ½∂</w:t>
+      </w:r>
+      <w:r>
+        <w:rPr>
+          <w:vertAlign w:val="subscript"/>
+        </w:rPr>
+        <w:t>μ</w:t>
+      </w:r>
+      <w:r>
+        <w:t>φ∂</w:t>
+      </w:r>
+      <w:r>
+        <w:rPr>
+          <w:vertAlign w:val="superscript"/>
+        </w:rPr>
+        <w:t>μ</w:t>
+      </w:r>
+      <w:r>
+        <w:t>φ − ½m²φ², integrating by parts gives S₀ = ½∫d⁴x φ(−∂² − m²)φ. So K = −(∂² + m²). Discretize spacetime, and the field integral is the finite-dimensional Gaussian with x</w:t>
+      </w:r>
+      <w:r>
+        <w:rPr>
+          <w:vertAlign w:val="subscript"/>
+        </w:rPr>
+        <w:t>i</w:t>
+      </w:r>
+      <w:r>
+        <w:t xml:space="preserve"> → φ(x). Section 4.1 then gives ⟨φ(x)φ(y)⟩ = i K⁻¹(x, y). In momentum space, ∂ → −ik, so K → k² − m², and</w:t>
       </w:r>
     </w:p>
     <w:p>
@@ -3569,7 +4061,16 @@
     </w:p>
     <w:p>
       <w:r>
-        <w:t>The iε is the T(1 − iε) of Section 3.2: it adds iεφ²/2 to ℒ, so the weight acquires e^{−ε∫φ²/2} and the Gaussian converges. This is Lesson 46's Feynman propagator, obtained without commutators, mode expansions, or the step functions of time ordering.</w:t>
+        <w:t>The iε is the T(1 − iε) of Section 3.2: it adds iεφ²/2 to ℒ, so the weight acquires e</w:t>
+      </w:r>
+      <w:r>
+        <w:rPr>
+          <w:vertAlign w:val="superscript"/>
+        </w:rPr>
+        <w:t>−ε∫φ²/2</w:t>
+      </w:r>
+      <w:r>
+        <w:t xml:space="preserve"> and the Gaussian converges. This is Lesson 46's Feynman propagator, obtained without commutators, mode expansions, or the step functions of time ordering.</w:t>
       </w:r>
     </w:p>
     <w:p>
@@ -3583,12 +4084,57 @@
     </w:p>
     <w:p>
       <w:r>
-        <w:t>Check, using the Fourier representation, that D_F(x − y) = ∫d⁴k/(2π)⁴ e^{−ik(x−y)} i/(k² − m² + iε) is i times the inverse of K.</w:t>
+        <w:t>Check, using the Fourier representation, that D</w:t>
+      </w:r>
+      <w:r>
+        <w:rPr>
+          <w:vertAlign w:val="subscript"/>
+        </w:rPr>
+        <w:t>F</w:t>
+      </w:r>
+      <w:r>
+        <w:t>(x − y) = ∫d⁴k/(2π)⁴ e</w:t>
+      </w:r>
+      <w:r>
+        <w:rPr>
+          <w:vertAlign w:val="superscript"/>
+        </w:rPr>
+        <w:t>−ik(x−y)</w:t>
+      </w:r>
+      <w:r>
+        <w:t xml:space="preserve"> i/(k² − m² + iε) is i times the inverse of K.</w:t>
       </w:r>
     </w:p>
     <w:p>
       <w:r>
-        <w:t>Act with K = −(∂_x² + m²). Each ∂_x brings down −ik, so ∂_x² → −k² and K → k² − m². The operator cancels the denominator:</w:t>
+        <w:t>Act with K = −(∂</w:t>
+      </w:r>
+      <w:r>
+        <w:rPr>
+          <w:vertAlign w:val="subscript"/>
+        </w:rPr>
+        <w:t>x</w:t>
+      </w:r>
+      <w:r>
+        <w:t>² + m²). Each ∂</w:t>
+      </w:r>
+      <w:r>
+        <w:rPr>
+          <w:vertAlign w:val="subscript"/>
+        </w:rPr>
+        <w:t>x</w:t>
+      </w:r>
+      <w:r>
+        <w:t xml:space="preserve"> brings down −ik, so ∂</w:t>
+      </w:r>
+      <w:r>
+        <w:rPr>
+          <w:vertAlign w:val="subscript"/>
+        </w:rPr>
+        <w:t>x</w:t>
+      </w:r>
+      <w:r>
+        <w:t>² → −k² and K → k² − m². The operator cancels the denominator:</w:t>
       </w:r>
     </w:p>
     <w:p>
@@ -3767,7 +4313,16 @@
     </w:p>
     <w:p>
       <w:r>
-        <w:t>So D_F = iK⁻¹, which is the Gaussian two-point average. The four-point function of the free field is then the three pairings of Section 4.1, the result Lesson 46 obtained by Wick contraction of operators.</w:t>
+        <w:t>So D</w:t>
+      </w:r>
+      <w:r>
+        <w:rPr>
+          <w:vertAlign w:val="subscript"/>
+        </w:rPr>
+        <w:t>F</w:t>
+      </w:r>
+      <w:r>
+        <w:t xml:space="preserve"> = iK⁻¹, which is the Gaussian two-point average. The four-point function of the free field is then the three pairings of Section 4.1, the result Lesson 46 obtained by Wick contraction of operators.</w:t>
       </w:r>
     </w:p>
     <w:p>
@@ -3788,7 +4343,43 @@
     </w:p>
     <w:p>
       <w:r>
-        <w:t>The Dirac field anticommutes (Lesson 37), so its path integral is over anticommuting numbers. Grassmann variables satisfy θ_iθ_j = −θ_jθ_i, so θ² = 0, and every function is a polynomial. Integration is defined by ∫dθ 1 = 0 and ∫dθ θ = 1, which make ∫dθ invariant under shifts θ → θ + η. With independent θ and θ̄, and the order ∫dθ̄ dθ with the dθ integral done first,</w:t>
+        <w:t>The Dirac field anticommutes (Lesson 37), so its path integral is over anticommuting numbers. Grassmann variables satisfy θ</w:t>
+      </w:r>
+      <w:r>
+        <w:rPr>
+          <w:vertAlign w:val="subscript"/>
+        </w:rPr>
+        <w:t>i</w:t>
+      </w:r>
+      <w:r>
+        <w:t>θ</w:t>
+      </w:r>
+      <w:r>
+        <w:rPr>
+          <w:vertAlign w:val="subscript"/>
+        </w:rPr>
+        <w:t>j</w:t>
+      </w:r>
+      <w:r>
+        <w:t xml:space="preserve"> = −θ</w:t>
+      </w:r>
+      <w:r>
+        <w:rPr>
+          <w:vertAlign w:val="subscript"/>
+        </w:rPr>
+        <w:t>j</w:t>
+      </w:r>
+      <w:r>
+        <w:t>θ</w:t>
+      </w:r>
+      <w:r>
+        <w:rPr>
+          <w:vertAlign w:val="subscript"/>
+        </w:rPr>
+        <w:t>i</w:t>
+      </w:r>
+      <w:r>
+        <w:t>, so θ² = 0, and every function is a polynomial. Integration is defined by ∫dθ 1 = 0 and ∫dθ θ = 1, which make ∫dθ invariant under shifts θ → θ + η. With independent θ and θ̄, and the order ∫dθ̄ dθ with the dθ integral done first,</w:t>
       </w:r>
     </w:p>
     <w:p>
@@ -4034,12 +4625,39 @@
     </w:p>
     <w:p>
       <w:r>
-        <w:t>Find ⟨θθ̄⟩ for the one-pair weight e^{−θ̄aθ}.</w:t>
+        <w:t>Find ⟨θθ̄⟩ for the one-pair weight e</w:t>
+      </w:r>
+      <w:r>
+        <w:rPr>
+          <w:vertAlign w:val="superscript"/>
+        </w:rPr>
+        <w:t>−θ̄aθ</w:t>
+      </w:r>
+      <w:r>
+        <w:t>.</w:t>
       </w:r>
     </w:p>
     <w:p>
       <w:r>
-        <w:t>The numerator is ∫dθ̄ dθ θθ̄ e^{−θ̄aθ}. Because θ² = 0, the exponential multiplies θθ̄ by 1 only. Doing the dθ integral first, ∫dθ θθ̄ = θ̄, and then ∫dθ̄ θ̄ = 1. The denominator is a, from Section 5.1. So ⟨θθ̄⟩ = 1/a = A⁻¹, the same inverse-of-the-kinetic-operator rule as for bosons. With the oscillatory weight e^{iθ̄Kθ}, a = −iK and ⟨θθ̄⟩ = iK⁻¹.</w:t>
+        <w:t>The numerator is ∫dθ̄ dθ θθ̄ e</w:t>
+      </w:r>
+      <w:r>
+        <w:rPr>
+          <w:vertAlign w:val="superscript"/>
+        </w:rPr>
+        <w:t>−θ̄aθ</w:t>
+      </w:r>
+      <w:r>
+        <w:t>. Because θ² = 0, the exponential multiplies θθ̄ by 1 only. Doing the dθ integral first, ∫dθ θθ̄ = θ̄, and then ∫dθ̄ θ̄ = 1. The denominator is a, from Section 5.1. So ⟨θθ̄⟩ = 1/a = A⁻¹, the same inverse-of-the-kinetic-operator rule as for bosons. With the oscillatory weight e</w:t>
+      </w:r>
+      <w:r>
+        <w:rPr>
+          <w:vertAlign w:val="superscript"/>
+        </w:rPr>
+        <w:t>iθ̄Kθ</w:t>
+      </w:r>
+      <w:r>
+        <w:t>, a = −iK and ⟨θθ̄⟩ = iK⁻¹.</w:t>
       </w:r>
     </w:p>
     <w:p>
@@ -4206,7 +4824,70 @@
     </w:p>
     <w:p>
       <w:r>
-        <w:t>For ℒ = −¼F_{μν}F^{μν}, integrating by parts gives S = ½∫A_μ(g^{μν}∂² − ∂^μ∂^ν)A_ν. In momentum space,</w:t>
+        <w:t>For ℒ = −¼F</w:t>
+      </w:r>
+      <w:r>
+        <w:rPr>
+          <w:vertAlign w:val="subscript"/>
+        </w:rPr>
+        <w:t>μν</w:t>
+      </w:r>
+      <w:r>
+        <w:t>F</w:t>
+      </w:r>
+      <w:r>
+        <w:rPr>
+          <w:vertAlign w:val="superscript"/>
+        </w:rPr>
+        <w:t>μν</w:t>
+      </w:r>
+      <w:r>
+        <w:t>, integrating by parts gives S = ½∫A</w:t>
+      </w:r>
+      <w:r>
+        <w:rPr>
+          <w:vertAlign w:val="subscript"/>
+        </w:rPr>
+        <w:t>μ</w:t>
+      </w:r>
+      <w:r>
+        <w:t>(g</w:t>
+      </w:r>
+      <w:r>
+        <w:rPr>
+          <w:vertAlign w:val="superscript"/>
+        </w:rPr>
+        <w:t>μν</w:t>
+      </w:r>
+      <w:r>
+        <w:t>∂² − ∂</w:t>
+      </w:r>
+      <w:r>
+        <w:rPr>
+          <w:vertAlign w:val="superscript"/>
+        </w:rPr>
+        <w:t>μ</w:t>
+      </w:r>
+      <w:r>
+        <w:t>∂</w:t>
+      </w:r>
+      <w:r>
+        <w:rPr>
+          <w:vertAlign w:val="superscript"/>
+        </w:rPr>
+        <w:t>ν</w:t>
+      </w:r>
+      <w:r>
+        <w:t>)A</w:t>
+      </w:r>
+      <w:r>
+        <w:rPr>
+          <w:vertAlign w:val="subscript"/>
+        </w:rPr>
+        <w:t>ν</w:t>
+      </w:r>
+      <w:r>
+        <w:t>. In momentum space,</w:t>
       </w:r>
     </w:p>
     <w:p>
@@ -4296,7 +4977,43 @@
     </w:p>
     <w:p>
       <w:r>
-        <w:t>This operator annihilates every pure gauge, K^{μν}k_ν = −k²k^μ + k²k^μ = 0. A Gaussian with a zero eigenvalue has det K = 0 and no inverse. The integral over A runs along each gauge orbit A → A + ∂α, where the action does not change, and the volume of each orbit is infinite. The photon path integral, taken naively, counts every physical configuration infinitely many times.</w:t>
+        <w:t>This operator annihilates every pure gauge, K</w:t>
+      </w:r>
+      <w:r>
+        <w:rPr>
+          <w:vertAlign w:val="superscript"/>
+        </w:rPr>
+        <w:t>μν</w:t>
+      </w:r>
+      <w:r>
+        <w:t>k</w:t>
+      </w:r>
+      <w:r>
+        <w:rPr>
+          <w:vertAlign w:val="subscript"/>
+        </w:rPr>
+        <w:t>ν</w:t>
+      </w:r>
+      <w:r>
+        <w:t xml:space="preserve"> = −k²k</w:t>
+      </w:r>
+      <w:r>
+        <w:rPr>
+          <w:vertAlign w:val="superscript"/>
+        </w:rPr>
+        <w:t>μ</w:t>
+      </w:r>
+      <w:r>
+        <w:t xml:space="preserve"> + k²k</w:t>
+      </w:r>
+      <w:r>
+        <w:rPr>
+          <w:vertAlign w:val="superscript"/>
+        </w:rPr>
+        <w:t>μ</w:t>
+      </w:r>
+      <w:r>
+        <w:t xml:space="preserve"> = 0. A Gaussian with a zero eigenvalue has det K = 0 and no inverse. The integral over A runs along each gauge orbit A → A + ∂α, where the action does not change, and the volume of each orbit is infinite. The photon path integral, taken naively, counts every physical configuration infinitely many times.</w:t>
       </w:r>
     </w:p>
     <w:p>
@@ -4309,7 +5026,43 @@
     </w:p>
     <w:p>
       <w:r>
-        <w:t>Lesson 71 adds −(1/2ξ)(∂_μA^μ)² to ℒ. In momentum space this adds −(1/ξ)k^μk^ν to K:</w:t>
+        <w:t>Lesson 71 adds −(1/2ξ)(∂</w:t>
+      </w:r>
+      <w:r>
+        <w:rPr>
+          <w:vertAlign w:val="subscript"/>
+        </w:rPr>
+        <w:t>μ</w:t>
+      </w:r>
+      <w:r>
+        <w:t>A</w:t>
+      </w:r>
+      <w:r>
+        <w:rPr>
+          <w:vertAlign w:val="superscript"/>
+        </w:rPr>
+        <w:t>μ</w:t>
+      </w:r>
+      <w:r>
+        <w:t>)² to ℒ. In momentum space this adds −(1/ξ)k</w:t>
+      </w:r>
+      <w:r>
+        <w:rPr>
+          <w:vertAlign w:val="superscript"/>
+        </w:rPr>
+        <w:t>μ</w:t>
+      </w:r>
+      <w:r>
+        <w:t>k</w:t>
+      </w:r>
+      <w:r>
+        <w:rPr>
+          <w:vertAlign w:val="superscript"/>
+        </w:rPr>
+        <w:t>ν</w:t>
+      </w:r>
+      <w:r>
+        <w:t xml:space="preserve"> to K:</w:t>
       </w:r>
     </w:p>
     <w:p>
@@ -4614,7 +5367,25 @@
     </w:p>
     <w:p>
       <w:r>
-        <w:t>and ξ = 1 gives the Feynman-gauge propagator −ig_{μν}/(k² + iε). The careful version, due to Faddeev and Popov, inserts 1 = ∫Dα δ(G[A^α]) det(δG/δα) into the integral. This factors out the infinite orbit volume and leaves a determinant. For an abelian theory with G = ∂·A, the determinant does not depend on A, so in QED it is a constant that cancels in every ratio. In non-abelian theories it does depend on A, and it is represented by ghost fields.</w:t>
+        <w:t>and ξ = 1 gives the Feynman-gauge propagator −ig</w:t>
+      </w:r>
+      <w:r>
+        <w:rPr>
+          <w:vertAlign w:val="subscript"/>
+        </w:rPr>
+        <w:t>μν</w:t>
+      </w:r>
+      <w:r>
+        <w:t>/(k² + iε). The careful version, due to Faddeev and Popov, inserts 1 = ∫Dα δ(G[A</w:t>
+      </w:r>
+      <w:r>
+        <w:rPr>
+          <w:vertAlign w:val="superscript"/>
+        </w:rPr>
+        <w:t>α</w:t>
+      </w:r>
+      <w:r>
+        <w:t>]) det(δG/δα) into the integral. This factors out the infinite orbit volume and leaves a determinant. For an abelian theory with G = ∂·A, the determinant does not depend on A, so in QED it is a constant that cancels in every ratio. In non-abelian theories it does depend on A, and it is represented by ghost fields.</w:t>
       </w:r>
     </w:p>
     <w:p>
@@ -4635,7 +5406,16 @@
     </w:p>
     <w:p>
       <w:r>
-        <w:t>Split S = S₀ + S_int. Every interacting correlator is a ratio,</w:t>
+        <w:t>Split S = S₀ + S</w:t>
+      </w:r>
+      <w:r>
+        <w:rPr>
+          <w:vertAlign w:val="subscript"/>
+        </w:rPr>
+        <w:t>int</w:t>
+      </w:r>
+      <w:r>
+        <w:t>. Every interacting correlator is a ratio,</w:t>
       </w:r>
     </w:p>
     <w:p>
@@ -4764,7 +5544,70 @@
     </w:p>
     <w:p>
       <w:r>
-        <w:t>where ⟨…⟩₀ is the free Gaussian average. Expanding the exponential in powers of the coupling and applying Wick's theorem to each term gives the perturbation series. For the electron in QED, q = −e and ℒ_int = eψ̄γ^μψA_μ. One power of iS_int brings down i∫d⁴z eψ̄(z)γ^μψ(z)A_μ(z). That is the vertex factor ieγ^μ at a point z integrated over spacetime, which after Fourier transformation imposes momentum conservation at the vertex. Lesson 84 carries this through.</w:t>
+        <w:t>where ⟨…⟩₀ is the free Gaussian average. Expanding the exponential in powers of the coupling and applying Wick's theorem to each term gives the perturbation series. For the electron in QED, q = −e and ℒ</w:t>
+      </w:r>
+      <w:r>
+        <w:rPr>
+          <w:vertAlign w:val="subscript"/>
+        </w:rPr>
+        <w:t>int</w:t>
+      </w:r>
+      <w:r>
+        <w:t xml:space="preserve"> = eψ̄γ</w:t>
+      </w:r>
+      <w:r>
+        <w:rPr>
+          <w:vertAlign w:val="superscript"/>
+        </w:rPr>
+        <w:t>μ</w:t>
+      </w:r>
+      <w:r>
+        <w:t>ψA</w:t>
+      </w:r>
+      <w:r>
+        <w:rPr>
+          <w:vertAlign w:val="subscript"/>
+        </w:rPr>
+        <w:t>μ</w:t>
+      </w:r>
+      <w:r>
+        <w:t>. One power of iS</w:t>
+      </w:r>
+      <w:r>
+        <w:rPr>
+          <w:vertAlign w:val="subscript"/>
+        </w:rPr>
+        <w:t>int</w:t>
+      </w:r>
+      <w:r>
+        <w:t xml:space="preserve"> brings down i∫d⁴z eψ̄(z)γ</w:t>
+      </w:r>
+      <w:r>
+        <w:rPr>
+          <w:vertAlign w:val="superscript"/>
+        </w:rPr>
+        <w:t>μ</w:t>
+      </w:r>
+      <w:r>
+        <w:t>ψ(z)A</w:t>
+      </w:r>
+      <w:r>
+        <w:rPr>
+          <w:vertAlign w:val="subscript"/>
+        </w:rPr>
+        <w:t>μ</w:t>
+      </w:r>
+      <w:r>
+        <w:t>(z). That is the vertex factor ieγ</w:t>
+      </w:r>
+      <w:r>
+        <w:rPr>
+          <w:vertAlign w:val="superscript"/>
+        </w:rPr>
+        <w:t>μ</w:t>
+      </w:r>
+      <w:r>
+        <w:t xml:space="preserve"> at a point z integrated over spacetime, which after Fourier transformation imposes momentum conservation at the vertex. Lesson 84 carries this through.</w:t>
       </w:r>
     </w:p>
     <w:p>
@@ -4777,7 +5620,16 @@
     </w:p>
     <w:p>
       <w:r>
-        <w:t>The denominator ⟨e^{iS_int}⟩₀ is the sum of vacuum diagrams, those with no external points. In the numerator, every diagram factors into a piece connected to the external points times vacuum pieces, and the vacuum pieces sum to the same series as the denominator. The ratio keeps only diagrams in which every part is connected to an external point. This is the path-integral version of the bubble cancellation of Lesson 50.</w:t>
+        <w:t>The denominator ⟨e</w:t>
+      </w:r>
+      <w:r>
+        <w:rPr>
+          <w:vertAlign w:val="superscript"/>
+        </w:rPr>
+        <w:t>iSᵢₙₜ</w:t>
+      </w:r>
+      <w:r>
+        <w:t>⟩₀ is the sum of vacuum diagrams, those with no external points. In the numerator, every diagram factors into a piece connected to the external points times vacuum pieces, and the vacuum pieces sum to the same series as the denominator. The ratio keeps only diagrams in which every part is connected to an external point. This is the path-integral version of the bubble cancellation of Lesson 50.</w:t>
       </w:r>
     </w:p>
     <w:p>
@@ -4791,12 +5643,30 @@
     </w:p>
     <w:p>
       <w:r>
-        <w:t>Test this in zero dimensions, where the "field" is one real variable x with weight e^{−x²/2 − λx⁴/24}. Find ⟨x²⟩ to first order in λ.</w:t>
+        <w:t>Test this in zero dimensions, where the "field" is one real variable x with weight e</w:t>
+      </w:r>
+      <w:r>
+        <w:rPr>
+          <w:vertAlign w:val="superscript"/>
+        </w:rPr>
+        <w:t>−x²/2 − λx⁴/24</w:t>
+      </w:r>
+      <w:r>
+        <w:t>. Find ⟨x²⟩ to first order in λ.</w:t>
       </w:r>
     </w:p>
     <w:p>
       <w:r>
-        <w:t>Free averages are ⟨x^{2n}⟩₀ = (2n − 1)!!, the number of pairings. To first order,</w:t>
+        <w:t>Free averages are ⟨x</w:t>
+      </w:r>
+      <w:r>
+        <w:rPr>
+          <w:vertAlign w:val="superscript"/>
+        </w:rPr>
+        <w:t>2n</w:t>
+      </w:r>
+      <w:r>
+        <w:t>⟩₀ = (2n − 1)!!, the number of pairings. To first order,</w:t>
       </w:r>
     </w:p>
     <w:p>
@@ -5012,7 +5882,16 @@
     </w:p>
     <w:p>
       <w:r>
-        <w:t>Of the 15 pairings in ⟨x²·x⁴⟩₀, three pair the two external x's with each other and leave a vacuum bubble, a figure eight, at the vertex. The denominator removes exactly those three. The remaining 12 connect the external points to the vertex, and 12/24 = 1/2. At λ = 0.1, the first-order result is 0.950. The second-order coefficient is 2/3, giving 0.957. Direct numerical integration gives 0.9556. The coefficients of this series grow factorially at high order, because ⟨x^{4k}⟩₀ grows like (4k)!!. The series is asymptotic rather than convergent, and the same is believed true of QED's expansion in α.</w:t>
+        <w:t>Of the 15 pairings in ⟨x²·x⁴⟩₀, three pair the two external x's with each other and leave a vacuum bubble, a figure eight, at the vertex. The denominator removes exactly those three. The remaining 12 connect the external points to the vertex, and 12/24 = 1/2. At λ = 0.1, the first-order result is 0.950. The second-order coefficient is 2/3, giving 0.957. Direct numerical integration gives 0.9556. The coefficients of this series grow factorially at high order, because ⟨x</w:t>
+      </w:r>
+      <w:r>
+        <w:rPr>
+          <w:vertAlign w:val="superscript"/>
+        </w:rPr>
+        <w:t>4k</w:t>
+      </w:r>
+      <w:r>
+        <w:t>⟩₀ grows like (4k)!!. The series is asymptotic rather than convergent, and the same is believed true of QED's expansion in α.</w:t>
       </w:r>
     </w:p>
     <w:p>
@@ -5109,7 +5988,16 @@
           </w:tcPr>
           <w:p>
             <w:r>
-              <w:t>∫Dq e^{iS} from time slicing</w:t>
+              <w:t>∫Dq e</w:t>
+            </w:r>
+            <w:r>
+              <w:rPr>
+                <w:vertAlign w:val="superscript"/>
+              </w:rPr>
+              <w:t>iS</w:t>
+            </w:r>
+            <w:r>
+              <w:t xml:space="preserve"> from time slicing</w:t>
             </w:r>
           </w:p>
         </w:tc>
@@ -5294,7 +6182,25 @@
           </w:tcPr>
           <w:p>
             <w:r>
-              <w:t>⟨O e^{iS_int}⟩₀ / ⟨e^{iS_int}⟩₀</w:t>
+              <w:t>⟨O e</w:t>
+            </w:r>
+            <w:r>
+              <w:rPr>
+                <w:vertAlign w:val="superscript"/>
+              </w:rPr>
+              <w:t>iSᵢₙₜ</w:t>
+            </w:r>
+            <w:r>
+              <w:t>⟩₀ / ⟨e</w:t>
+            </w:r>
+            <w:r>
+              <w:rPr>
+                <w:vertAlign w:val="superscript"/>
+              </w:rPr>
+              <w:t>iSᵢₙₜ</w:t>
+            </w:r>
+            <w:r>
+              <w:t>⟩₀</w:t>
             </w:r>
           </w:p>
         </w:tc>
@@ -5371,7 +6277,52 @@
         </w:numPr>
       </w:pPr>
       <w:r>
-        <w:t>Slicing e^{−iHT} into short steps and inserting position states gives ⟨q_f|e^{−iHT}|q_i⟩ = ∫Dq e^{iS[q]}, with a Gaussian factor √(m/2πiε) per step.</w:t>
+        <w:t>Slicing e</w:t>
+      </w:r>
+      <w:r>
+        <w:rPr>
+          <w:vertAlign w:val="superscript"/>
+        </w:rPr>
+        <w:t>−iHT</w:t>
+      </w:r>
+      <w:r>
+        <w:t xml:space="preserve"> into short steps and inserting position states gives ⟨q</w:t>
+      </w:r>
+      <w:r>
+        <w:rPr>
+          <w:vertAlign w:val="subscript"/>
+        </w:rPr>
+        <w:t>f</w:t>
+      </w:r>
+      <w:r>
+        <w:t>|e</w:t>
+      </w:r>
+      <w:r>
+        <w:rPr>
+          <w:vertAlign w:val="superscript"/>
+        </w:rPr>
+        <w:t>−iHT</w:t>
+      </w:r>
+      <w:r>
+        <w:t>|q</w:t>
+      </w:r>
+      <w:r>
+        <w:rPr>
+          <w:vertAlign w:val="subscript"/>
+        </w:rPr>
+        <w:t>i</w:t>
+      </w:r>
+      <w:r>
+        <w:t>⟩ = ∫Dq e</w:t>
+      </w:r>
+      <w:r>
+        <w:rPr>
+          <w:vertAlign w:val="superscript"/>
+        </w:rPr>
+        <w:t>iS[q]</w:t>
+      </w:r>
+      <w:r>
+        <w:t>, with a Gaussian factor √(m/2πiε) per step.</w:t>
       </w:r>
     </w:p>
     <w:p>
@@ -5395,7 +6346,16 @@
         </w:numPr>
       </w:pPr>
       <w:r>
-        <w:t>With t = −iτ, iS = −S_E. A long Euclidean time projects onto the ground state, and the decay rate is E₀. For the oscillator, the fluctuation determinant gives E₀ = ω/2.</w:t>
+        <w:t>With t = −iτ, iS = −S</w:t>
+      </w:r>
+      <w:r>
+        <w:rPr>
+          <w:vertAlign w:val="subscript"/>
+        </w:rPr>
+        <w:t>E</w:t>
+      </w:r>
+      <w:r>
+        <w:t>. A long Euclidean time projects onto the ground state, and the decay rate is E₀. For the oscillator, the fluctuation determinant gives E₀ = ω/2.</w:t>
       </w:r>
     </w:p>
     <w:p>
@@ -5455,7 +6415,16 @@
         </w:numPr>
       </w:pPr>
       <w:r>
-        <w:t>Interacting correlators are ratios of free averages of e^{iS_int}, and vacuum bubbles cancel in the ratio.</w:t>
+        <w:t>Interacting correlators are ratios of free averages of e</w:t>
+      </w:r>
+      <w:r>
+        <w:rPr>
+          <w:vertAlign w:val="superscript"/>
+        </w:rPr>
+        <w:t>iSᵢₙₜ</w:t>
+      </w:r>
+      <w:r>
+        <w:t>, and vacuum bubbles cancel in the ratio.</w:t>
       </w:r>
     </w:p>
     <w:p>
@@ -5556,7 +6525,22 @@
           </w:tcPr>
           <w:p>
             <w:r>
-              <w:t>Evaluate ∫dp/2π e^{ipΔ − iεp²/2m} and confirm the short-step prefactor √(m/2πiε).</w:t>
+              <w:rPr>
+                <w:b/>
+              </w:rPr>
+              <w:t>Core.</w:t>
+            </w:r>
+            <w:r>
+              <w:t xml:space="preserve"> Evaluate ∫dp/2π e</w:t>
+            </w:r>
+            <w:r>
+              <w:rPr>
+                <w:vertAlign w:val="superscript"/>
+              </w:rPr>
+              <w:t>ipΔ − iεp²/2m</w:t>
+            </w:r>
+            <w:r>
+              <w:t xml:space="preserve"> and confirm the short-step prefactor √(m/2πiε).</w:t>
             </w:r>
           </w:p>
         </w:tc>
@@ -5594,7 +6578,40 @@
           </w:tcPr>
           <w:p>
             <w:r>
-              <w:t>Show that e^{−iε(A+B)} = e^{−iεA}e^{−iεB} + O(ε²), and explain why the error vanishes as N → ∞.</w:t>
+              <w:rPr>
+                <w:b/>
+              </w:rPr>
+              <w:t>Extension.</w:t>
+            </w:r>
+            <w:r>
+              <w:t xml:space="preserve"> Show that e</w:t>
+            </w:r>
+            <w:r>
+              <w:rPr>
+                <w:vertAlign w:val="superscript"/>
+              </w:rPr>
+              <w:t>−iε(A+B)</w:t>
+            </w:r>
+            <w:r>
+              <w:t xml:space="preserve"> = e</w:t>
+            </w:r>
+            <w:r>
+              <w:rPr>
+                <w:vertAlign w:val="superscript"/>
+              </w:rPr>
+              <w:t>−iεA</w:t>
+            </w:r>
+            <w:r>
+              <w:t>e</w:t>
+            </w:r>
+            <w:r>
+              <w:rPr>
+                <w:vertAlign w:val="superscript"/>
+              </w:rPr>
+              <w:t>−iεB</w:t>
+            </w:r>
+            <w:r>
+              <w:t xml:space="preserve"> + O(ε²), and explain why the error vanishes as N → ∞.</w:t>
             </w:r>
           </w:p>
         </w:tc>
@@ -5630,7 +6647,31 @@
           </w:tcPr>
           <w:p>
             <w:r>
-              <w:t>For a free particle, find the typical step size |q_{k+1} − q_k| in the sliced integral, and show that the paths are not differentiable.</w:t>
+              <w:rPr>
+                <w:b/>
+              </w:rPr>
+              <w:t>Core.</w:t>
+            </w:r>
+            <w:r>
+              <w:t xml:space="preserve"> For a free particle, find the typical step size |q</w:t>
+            </w:r>
+            <w:r>
+              <w:rPr>
+                <w:vertAlign w:val="subscript"/>
+              </w:rPr>
+              <w:t>k+1</w:t>
+            </w:r>
+            <w:r>
+              <w:t xml:space="preserve"> − q</w:t>
+            </w:r>
+            <w:r>
+              <w:rPr>
+                <w:vertAlign w:val="subscript"/>
+              </w:rPr>
+              <w:t>k</w:t>
+            </w:r>
+            <w:r>
+              <w:t>| in the sliced integral, and show that the paths are not differentiable.</w:t>
             </w:r>
           </w:p>
         </w:tc>
@@ -5668,7 +6709,31 @@
           </w:tcPr>
           <w:p>
             <w:r>
-              <w:t>Find the classical action for a free particle from q_i to q_f in time T, and compare with the exponent of the kernel.</w:t>
+              <w:rPr>
+                <w:b/>
+              </w:rPr>
+              <w:t>Core.</w:t>
+            </w:r>
+            <w:r>
+              <w:t xml:space="preserve"> Find the classical action for a free particle from q</w:t>
+            </w:r>
+            <w:r>
+              <w:rPr>
+                <w:vertAlign w:val="subscript"/>
+              </w:rPr>
+              <w:t>i</w:t>
+            </w:r>
+            <w:r>
+              <w:t xml:space="preserve"> to q</w:t>
+            </w:r>
+            <w:r>
+              <w:rPr>
+                <w:vertAlign w:val="subscript"/>
+              </w:rPr>
+              <w:t>f</w:t>
+            </w:r>
+            <w:r>
+              <w:t xml:space="preserve"> in time T, and compare with the exponent of the kernel.</w:t>
             </w:r>
           </w:p>
         </w:tc>
@@ -5704,7 +6769,13 @@
           </w:tcPr>
           <w:p>
             <w:r>
-              <w:t>A baseball of 0.15 kg is thrown for 0.5 s. Estimate the width of its band of contributing paths.</w:t>
+              <w:rPr>
+                <w:b/>
+              </w:rPr>
+              <w:t>Core.</w:t>
+            </w:r>
+            <w:r>
+              <w:t xml:space="preserve"> A baseball of 0.15 kg is thrown for 0.5 s. Estimate the width of its band of contributing paths.</w:t>
             </w:r>
           </w:p>
         </w:tc>
@@ -5742,7 +6813,22 @@
           </w:tcPr>
           <w:p>
             <w:r>
-              <w:t>Carry out the rotation t = −iτ for L = mq̇²/2 − V(q) and confirm iS = −S_E.</w:t>
+              <w:rPr>
+                <w:b/>
+              </w:rPr>
+              <w:t>Extension.</w:t>
+            </w:r>
+            <w:r>
+              <w:t xml:space="preserve"> Carry out the rotation t = −iτ for L = mq̇²/2 − V(q) and confirm iS = −S</w:t>
+            </w:r>
+            <w:r>
+              <w:rPr>
+                <w:vertAlign w:val="subscript"/>
+              </w:rPr>
+              <w:t>E</w:t>
+            </w:r>
+            <w:r>
+              <w:t>.</w:t>
             </w:r>
           </w:p>
         </w:tc>
@@ -5778,7 +6864,31 @@
           </w:tcPr>
           <w:p>
             <w:r>
-              <w:t>A particle in a box of width L has E_n = n²π²/2mL². Which term dominates ⟨q|e^{−Hτ}|q⟩ for τ ≫ mL², and what is the decay rate?</w:t>
+              <w:rPr>
+                <w:b/>
+              </w:rPr>
+              <w:t>Core.</w:t>
+            </w:r>
+            <w:r>
+              <w:t xml:space="preserve"> A particle in a box of width L has E</w:t>
+            </w:r>
+            <w:r>
+              <w:rPr>
+                <w:vertAlign w:val="subscript"/>
+              </w:rPr>
+              <w:t>n</w:t>
+            </w:r>
+            <w:r>
+              <w:t xml:space="preserve"> = n²π²/2mL². Which term dominates ⟨q|e</w:t>
+            </w:r>
+            <w:r>
+              <w:rPr>
+                <w:vertAlign w:val="superscript"/>
+              </w:rPr>
+              <w:t>−Hτ</w:t>
+            </w:r>
+            <w:r>
+              <w:t>|q⟩ for τ ≫ mL², and what is the decay rate?</w:t>
             </w:r>
           </w:p>
         </w:tc>
@@ -5816,7 +6926,40 @@
           </w:tcPr>
           <w:p>
             <w:r>
-              <w:t>Verify that S_E for the oscillator modes is (mτ/4)Σ(n²π²/τ² + ω²)a_n², using ∫₀^τ sin²(nπt/τ)dt = τ/2.</w:t>
+              <w:rPr>
+                <w:b/>
+              </w:rPr>
+              <w:t>Core.</w:t>
+            </w:r>
+            <w:r>
+              <w:t xml:space="preserve"> Verify that S</w:t>
+            </w:r>
+            <w:r>
+              <w:rPr>
+                <w:vertAlign w:val="subscript"/>
+              </w:rPr>
+              <w:t>E</w:t>
+            </w:r>
+            <w:r>
+              <w:t xml:space="preserve"> for the oscillator modes is (mτ/4)Σ(n²π²/τ² + ω²)a</w:t>
+            </w:r>
+            <w:r>
+              <w:rPr>
+                <w:vertAlign w:val="subscript"/>
+              </w:rPr>
+              <w:t>n</w:t>
+            </w:r>
+            <w:r>
+              <w:t>², using ∫₀</w:t>
+            </w:r>
+            <w:r>
+              <w:rPr>
+                <w:vertAlign w:val="superscript"/>
+              </w:rPr>
+              <w:t>τ</w:t>
+            </w:r>
+            <w:r>
+              <w:t xml:space="preserve"> sin²(nπt/τ)dt = τ/2.</w:t>
             </w:r>
           </w:p>
         </w:tc>
@@ -5852,7 +6995,13 @@
           </w:tcPr>
           <w:p>
             <w:r>
-              <w:t>Using Section 4.1, compute ⟨x₁⁴⟩ and ⟨x₁²x₂²⟩ for a diagonal A.</w:t>
+              <w:rPr>
+                <w:b/>
+              </w:rPr>
+              <w:t>Core.</w:t>
+            </w:r>
+            <w:r>
+              <w:t xml:space="preserve"> Using Section 4.1, compute ⟨x₁⁴⟩ and ⟨x₁²x₂²⟩ for a diagonal A.</w:t>
             </w:r>
           </w:p>
         </w:tc>
@@ -5890,7 +7039,22 @@
           </w:tcPr>
           <w:p>
             <w:r>
-              <w:t>Show that the iε in D_F follows from adding iεφ²/2 to ℒ.</w:t>
+              <w:rPr>
+                <w:b/>
+              </w:rPr>
+              <w:t>Core.</w:t>
+            </w:r>
+            <w:r>
+              <w:t xml:space="preserve"> Show that the iε in D</w:t>
+            </w:r>
+            <w:r>
+              <w:rPr>
+                <w:vertAlign w:val="subscript"/>
+              </w:rPr>
+              <w:t>F</w:t>
+            </w:r>
+            <w:r>
+              <w:t xml:space="preserve"> follows from adding iεφ²/2 to ℒ.</w:t>
             </w:r>
           </w:p>
         </w:tc>
@@ -5926,7 +7090,22 @@
           </w:tcPr>
           <w:p>
             <w:r>
-              <w:t>For two Grassmann pairs, expand e^{−θ̄Aθ} and verify that the integral is det A = A₁₁A₂₂ − A₁₂A₂₁.</w:t>
+              <w:rPr>
+                <w:b/>
+              </w:rPr>
+              <w:t>Extension.</w:t>
+            </w:r>
+            <w:r>
+              <w:t xml:space="preserve"> For two Grassmann pairs, expand e</w:t>
+            </w:r>
+            <w:r>
+              <w:rPr>
+                <w:vertAlign w:val="superscript"/>
+              </w:rPr>
+              <w:t>−θ̄Aθ</w:t>
+            </w:r>
+            <w:r>
+              <w:t xml:space="preserve"> and verify that the integral is det A = A₁₁A₂₂ − A₁₂A₂₁.</w:t>
             </w:r>
           </w:p>
         </w:tc>
@@ -5964,7 +7143,13 @@
           </w:tcPr>
           <w:p>
             <w:r>
-              <w:t>Explain why a closed fermion loop carries a factor −1 relative to a boson loop, using det A = exp[Tr log A].</w:t>
+              <w:rPr>
+                <w:b/>
+              </w:rPr>
+              <w:t>Extension.</w:t>
+            </w:r>
+            <w:r>
+              <w:t xml:space="preserve"> Explain why a closed fermion loop carries a factor −1 relative to a boson loop, using det A = exp[Tr log A].</w:t>
             </w:r>
           </w:p>
         </w:tc>
@@ -6000,7 +7185,58 @@
           </w:tcPr>
           <w:p>
             <w:r>
-              <w:t>Show that K^{μν} = −k²g^{μν} + k^μk^ν annihilates k_ν, and explain the consequence for the photon integral.</w:t>
+              <w:rPr>
+                <w:b/>
+              </w:rPr>
+              <w:t>Extension.</w:t>
+            </w:r>
+            <w:r>
+              <w:t xml:space="preserve"> Show that K</w:t>
+            </w:r>
+            <w:r>
+              <w:rPr>
+                <w:vertAlign w:val="superscript"/>
+              </w:rPr>
+              <w:t>μν</w:t>
+            </w:r>
+            <w:r>
+              <w:t xml:space="preserve"> = −k²g</w:t>
+            </w:r>
+            <w:r>
+              <w:rPr>
+                <w:vertAlign w:val="superscript"/>
+              </w:rPr>
+              <w:t>μν</w:t>
+            </w:r>
+            <w:r>
+              <w:t xml:space="preserve"> + k</w:t>
+            </w:r>
+            <w:r>
+              <w:rPr>
+                <w:vertAlign w:val="superscript"/>
+              </w:rPr>
+              <w:t>μ</w:t>
+            </w:r>
+            <w:r>
+              <w:t>k</w:t>
+            </w:r>
+            <w:r>
+              <w:rPr>
+                <w:vertAlign w:val="superscript"/>
+              </w:rPr>
+              <w:t>ν</w:t>
+            </w:r>
+            <w:r>
+              <w:t xml:space="preserve"> annihilates k</w:t>
+            </w:r>
+            <w:r>
+              <w:rPr>
+                <w:vertAlign w:val="subscript"/>
+              </w:rPr>
+              <w:t>ν</w:t>
+            </w:r>
+            <w:r>
+              <w:t>, and explain the consequence for the photon integral.</w:t>
             </w:r>
           </w:p>
         </w:tc>
@@ -6038,7 +7274,22 @@
           </w:tcPr>
           <w:p>
             <w:r>
-              <w:t>Verify that the gauge-fixed K and the stated D_{μν} satisfy K·D = iδ.</w:t>
+              <w:rPr>
+                <w:b/>
+              </w:rPr>
+              <w:t>Extension.</w:t>
+            </w:r>
+            <w:r>
+              <w:t xml:space="preserve"> Verify that the gauge-fixed K and the stated D</w:t>
+            </w:r>
+            <w:r>
+              <w:rPr>
+                <w:vertAlign w:val="subscript"/>
+              </w:rPr>
+              <w:t>μν</w:t>
+            </w:r>
+            <w:r>
+              <w:t xml:space="preserve"> satisfy K·D = iδ.</w:t>
             </w:r>
           </w:p>
         </w:tc>
@@ -6074,7 +7325,22 @@
           </w:tcPr>
           <w:p>
             <w:r>
-              <w:t>In the zero-dimensional model, compute Z = ⟨e^{−λx⁴/24}⟩₀ to order λ², and identify the figure-eight's symmetry factor 1/8.</w:t>
+              <w:rPr>
+                <w:b/>
+              </w:rPr>
+              <w:t>Extension.</w:t>
+            </w:r>
+            <w:r>
+              <w:t xml:space="preserve"> In the zero-dimensional model, compute Z = ⟨e</w:t>
+            </w:r>
+            <w:r>
+              <w:rPr>
+                <w:vertAlign w:val="superscript"/>
+              </w:rPr>
+              <w:t>−λx⁴/24</w:t>
+            </w:r>
+            <w:r>
+              <w:t>⟩₀ to order λ², and identify the figure-eight's symmetry factor 1/8.</w:t>
             </w:r>
           </w:p>
         </w:tc>
@@ -6112,7 +7378,76 @@
           </w:tcPr>
           <w:p>
             <w:r>
-              <w:t>Challenge: show that the off-diagonal Euclidean oscillator kernel has exponent −mω[(q_f² + q_i²)cosh ωτ − 2q_fq_i]/(2 sinh ωτ), and that for τ → ∞ it factors into ψ₀(q_f)ψ₀(q_i)e^{−ωτ/2}.</w:t>
+              <w:rPr>
+                <w:b/>
+              </w:rPr>
+              <w:t>Challenge.</w:t>
+            </w:r>
+            <w:r>
+              <w:t xml:space="preserve"> Show that the off-diagonal Euclidean oscillator kernel has exponent −mω[(q</w:t>
+            </w:r>
+            <w:r>
+              <w:rPr>
+                <w:vertAlign w:val="subscript"/>
+              </w:rPr>
+              <w:t>f</w:t>
+            </w:r>
+            <w:r>
+              <w:t>² + q</w:t>
+            </w:r>
+            <w:r>
+              <w:rPr>
+                <w:vertAlign w:val="subscript"/>
+              </w:rPr>
+              <w:t>i</w:t>
+            </w:r>
+            <w:r>
+              <w:t>²)cosh ωτ − 2q</w:t>
+            </w:r>
+            <w:r>
+              <w:rPr>
+                <w:vertAlign w:val="subscript"/>
+              </w:rPr>
+              <w:t>f</w:t>
+            </w:r>
+            <w:r>
+              <w:t>q</w:t>
+            </w:r>
+            <w:r>
+              <w:rPr>
+                <w:vertAlign w:val="subscript"/>
+              </w:rPr>
+              <w:t>i</w:t>
+            </w:r>
+            <w:r>
+              <w:t>]/(2 sinh ωτ), and that for τ → ∞ it factors into ψ₀(q</w:t>
+            </w:r>
+            <w:r>
+              <w:rPr>
+                <w:vertAlign w:val="subscript"/>
+              </w:rPr>
+              <w:t>f</w:t>
+            </w:r>
+            <w:r>
+              <w:t>)ψ₀(q</w:t>
+            </w:r>
+            <w:r>
+              <w:rPr>
+                <w:vertAlign w:val="subscript"/>
+              </w:rPr>
+              <w:t>i</w:t>
+            </w:r>
+            <w:r>
+              <w:t>)e</w:t>
+            </w:r>
+            <w:r>
+              <w:rPr>
+                <w:vertAlign w:val="superscript"/>
+              </w:rPr>
+              <w:t>−ωτ/2</w:t>
+            </w:r>
+            <w:r>
+              <w:t>.</w:t>
             </w:r>
           </w:p>
         </w:tc>
@@ -6129,6 +7464,14 @@
     <w:p>
       <w:r>
         <w:rPr>
+          <w:i/>
+        </w:rPr>
+        <w:t>Attempt each exercise before reading its solution. If you are stuck, read only the first sentence of the solution, then try again.</w:t>
+      </w:r>
+    </w:p>
+    <w:p>
+      <w:r>
+        <w:rPr>
           <w:b/>
         </w:rPr>
         <w:t>1.</w:t>
@@ -6137,7 +7480,16 @@
         <w:t xml:space="preserve"> </w:t>
       </w:r>
       <w:r>
-        <w:t>Complete the square, −(iε/2m)(p − mΔ/ε)² + imΔ²/2ε. The Gaussian gives √(2πm/iε), and dividing by 2π leaves √(m/2πiε) e^{imΔ²/2ε}.</w:t>
+        <w:t>Complete the square, −(iε/2m)(p − mΔ/ε)² + imΔ²/2ε. The Gaussian gives √(2πm/iε), and dividing by 2π leaves √(m/2πiε) e</w:t>
+      </w:r>
+      <w:r>
+        <w:rPr>
+          <w:vertAlign w:val="superscript"/>
+        </w:rPr>
+        <w:t>imΔ²/2ε</w:t>
+      </w:r>
+      <w:r>
+        <w:t>.</w:t>
       </w:r>
     </w:p>
     <w:p>
@@ -6165,7 +7517,16 @@
         <w:t xml:space="preserve"> </w:t>
       </w:r>
       <w:r>
-        <w:t>The Gaussian e^{imΔ²/2ε} has width |Δ| ~ √(ε/m). Then Δ/ε ~ 1/√(mε) diverges as ε → 0, so the velocity of a typical path is undefined.</w:t>
+        <w:t>The Gaussian e</w:t>
+      </w:r>
+      <w:r>
+        <w:rPr>
+          <w:vertAlign w:val="superscript"/>
+        </w:rPr>
+        <w:t>imΔ²/2ε</w:t>
+      </w:r>
+      <w:r>
+        <w:t xml:space="preserve"> has width |Δ| ~ √(ε/m). Then Δ/ε ~ 1/√(mε) diverges as ε → 0, so the velocity of a typical path is undefined.</w:t>
       </w:r>
     </w:p>
     <w:p>
@@ -6179,7 +7540,52 @@
         <w:t xml:space="preserve"> </w:t>
       </w:r>
       <w:r>
-        <w:t>The classical path is a straight line with velocity (q_f − q_i)/T, so S_cl = m(q_f − q_i)²/2T, the exponent of the kernel.</w:t>
+        <w:t>The classical path is a straight line with velocity (q</w:t>
+      </w:r>
+      <w:r>
+        <w:rPr>
+          <w:vertAlign w:val="subscript"/>
+        </w:rPr>
+        <w:t>f</w:t>
+      </w:r>
+      <w:r>
+        <w:t xml:space="preserve"> − q</w:t>
+      </w:r>
+      <w:r>
+        <w:rPr>
+          <w:vertAlign w:val="subscript"/>
+        </w:rPr>
+        <w:t>i</w:t>
+      </w:r>
+      <w:r>
+        <w:t>)/T, so S</w:t>
+      </w:r>
+      <w:r>
+        <w:rPr>
+          <w:vertAlign w:val="subscript"/>
+        </w:rPr>
+        <w:t>cl</w:t>
+      </w:r>
+      <w:r>
+        <w:t xml:space="preserve"> = m(q</w:t>
+      </w:r>
+      <w:r>
+        <w:rPr>
+          <w:vertAlign w:val="subscript"/>
+        </w:rPr>
+        <w:t>f</w:t>
+      </w:r>
+      <w:r>
+        <w:t xml:space="preserve"> − q</w:t>
+      </w:r>
+      <w:r>
+        <w:rPr>
+          <w:vertAlign w:val="subscript"/>
+        </w:rPr>
+        <w:t>i</w:t>
+      </w:r>
+      <w:r>
+        <w:t>)²/2T, the exponent of the kernel.</w:t>
       </w:r>
     </w:p>
     <w:p>
@@ -6221,7 +7627,16 @@
         <w:t xml:space="preserve"> </w:t>
       </w:r>
       <w:r>
-        <w:t>The n = 1 term, ψ₁(q)²e^{−E₁τ}. The decay rate is E₁ = π²/2mL². The condition τ ≫ mL² ensures (E₂ − E₁)τ ≫ 1.</w:t>
+        <w:t>The n = 1 term, ψ₁(q)²e</w:t>
+      </w:r>
+      <w:r>
+        <w:rPr>
+          <w:vertAlign w:val="superscript"/>
+        </w:rPr>
+        <w:t>−E₁τ</w:t>
+      </w:r>
+      <w:r>
+        <w:t>. The decay rate is E₁ = π²/2mL². The condition τ ≫ mL² ensures (E₂ − E₁)τ ≫ 1.</w:t>
       </w:r>
     </w:p>
     <w:p>
@@ -6235,7 +7650,25 @@
         <w:t xml:space="preserve"> </w:t>
       </w:r>
       <w:r>
-        <w:t>S_E = ∫dτ′[(m/2)η̇² + (mω²/2)η²]. Cross terms between modes vanish by orthogonality. Each mode gives (m/2)a_n²(n²π²/τ² + ω²)(τ/2).</w:t>
+        <w:t>S</w:t>
+      </w:r>
+      <w:r>
+        <w:rPr>
+          <w:vertAlign w:val="subscript"/>
+        </w:rPr>
+        <w:t>E</w:t>
+      </w:r>
+      <w:r>
+        <w:t xml:space="preserve"> = ∫dτ′[(m/2)η̇² + (mω²/2)η²]. Cross terms between modes vanish by orthogonality. Each mode gives (m/2)a</w:t>
+      </w:r>
+      <w:r>
+        <w:rPr>
+          <w:vertAlign w:val="subscript"/>
+        </w:rPr>
+        <w:t>n</w:t>
+      </w:r>
+      <w:r>
+        <w:t>²(n²π²/τ² + ω²)(τ/2).</w:t>
       </w:r>
     </w:p>
     <w:p>
@@ -6291,7 +7724,16 @@
         <w:t xml:space="preserve"> </w:t>
       </w:r>
       <w:r>
-        <w:t>A boson integral gives (det A)^{−1} = exp[−Tr log A], and a fermion integral gives exp[+Tr log A]. Tr log A expands as a sum of closed loops, so each fermion loop has the opposite sign.</w:t>
+        <w:t>A boson integral gives (det A)</w:t>
+      </w:r>
+      <w:r>
+        <w:rPr>
+          <w:vertAlign w:val="superscript"/>
+        </w:rPr>
+        <w:t>−1</w:t>
+      </w:r>
+      <w:r>
+        <w:t xml:space="preserve"> = exp[−Tr log A], and a fermion integral gives exp[+Tr log A]. Tr log A expands as a sum of closed loops, so each fermion loop has the opposite sign.</w:t>
       </w:r>
     </w:p>
     <w:p>
@@ -6305,7 +7747,43 @@
         <w:t xml:space="preserve"> </w:t>
       </w:r>
       <w:r>
-        <w:t>K^{μν}k_ν = −k²k^μ + k^μk² = 0. The Gaussian has a zero eigenvalue for every k, so det K = 0 and the integral over pure-gauge directions diverges.</w:t>
+        <w:t>K</w:t>
+      </w:r>
+      <w:r>
+        <w:rPr>
+          <w:vertAlign w:val="superscript"/>
+        </w:rPr>
+        <w:t>μν</w:t>
+      </w:r>
+      <w:r>
+        <w:t>k</w:t>
+      </w:r>
+      <w:r>
+        <w:rPr>
+          <w:vertAlign w:val="subscript"/>
+        </w:rPr>
+        <w:t>ν</w:t>
+      </w:r>
+      <w:r>
+        <w:t xml:space="preserve"> = −k²k</w:t>
+      </w:r>
+      <w:r>
+        <w:rPr>
+          <w:vertAlign w:val="superscript"/>
+        </w:rPr>
+        <w:t>μ</w:t>
+      </w:r>
+      <w:r>
+        <w:t xml:space="preserve"> + k</w:t>
+      </w:r>
+      <w:r>
+        <w:rPr>
+          <w:vertAlign w:val="superscript"/>
+        </w:rPr>
+        <w:t>μ</w:t>
+      </w:r>
+      <w:r>
+        <w:t>k² = 0. The Gaussian has a zero eigenvalue for every k, so det K = 0 and the integral over pure-gauge directions diverges.</w:t>
       </w:r>
     </w:p>
     <w:p>
@@ -6347,7 +7825,88 @@
         <w:t xml:space="preserve"> </w:t>
       </w:r>
       <w:r>
-        <w:t>The classical Euclidean path is q_cl = [q_f sinh ωτ′ + q_i sinh ω(τ − τ′)]/sinh ωτ. Its action is a boundary term, (m/2)[q q̇] from 0 to τ, which evaluates to the stated exponent. As τ → ∞, cosh/sinh → 1 and 1/sinh → 0, so the exponent becomes −mω(q_f² + q_i²)/2. With the prefactor of Worked example 3, the kernel is (mω/π)^{1/2} e^{−mωq_f²/2} e^{−mωq_i²/2} e^{−ωτ/2}.</w:t>
+        <w:t>The classical Euclidean path is q</w:t>
+      </w:r>
+      <w:r>
+        <w:rPr>
+          <w:vertAlign w:val="subscript"/>
+        </w:rPr>
+        <w:t>cl</w:t>
+      </w:r>
+      <w:r>
+        <w:t xml:space="preserve"> = [q</w:t>
+      </w:r>
+      <w:r>
+        <w:rPr>
+          <w:vertAlign w:val="subscript"/>
+        </w:rPr>
+        <w:t>f</w:t>
+      </w:r>
+      <w:r>
+        <w:t xml:space="preserve"> sinh ωτ′ + q</w:t>
+      </w:r>
+      <w:r>
+        <w:rPr>
+          <w:vertAlign w:val="subscript"/>
+        </w:rPr>
+        <w:t>i</w:t>
+      </w:r>
+      <w:r>
+        <w:t xml:space="preserve"> sinh ω(τ − τ′)]/sinh ωτ. Its action is a boundary term, (m/2)[q q̇] from 0 to τ, which evaluates to the stated exponent. As τ → ∞, cosh/sinh → 1 and 1/sinh → 0, so the exponent becomes −mω(q</w:t>
+      </w:r>
+      <w:r>
+        <w:rPr>
+          <w:vertAlign w:val="subscript"/>
+        </w:rPr>
+        <w:t>f</w:t>
+      </w:r>
+      <w:r>
+        <w:t>² + q</w:t>
+      </w:r>
+      <w:r>
+        <w:rPr>
+          <w:vertAlign w:val="subscript"/>
+        </w:rPr>
+        <w:t>i</w:t>
+      </w:r>
+      <w:r>
+        <w:t>²)/2. With the prefactor of Worked example 3, the kernel is (mω/π)</w:t>
+      </w:r>
+      <w:r>
+        <w:rPr>
+          <w:vertAlign w:val="superscript"/>
+        </w:rPr>
+        <w:t>1/2</w:t>
+      </w:r>
+      <w:r>
+        <w:t xml:space="preserve"> e</w:t>
+      </w:r>
+      <w:r>
+        <w:rPr>
+          <w:vertAlign w:val="superscript"/>
+        </w:rPr>
+        <w:t>−mωq_f²/2</w:t>
+      </w:r>
+      <w:r>
+        <w:t xml:space="preserve"> e</w:t>
+      </w:r>
+      <w:r>
+        <w:rPr>
+          <w:vertAlign w:val="superscript"/>
+        </w:rPr>
+        <w:t>−mωqᵢ²/2</w:t>
+      </w:r>
+      <w:r>
+        <w:t xml:space="preserve"> e</w:t>
+      </w:r>
+      <w:r>
+        <w:rPr>
+          <w:vertAlign w:val="superscript"/>
+        </w:rPr>
+        <w:t>−ωτ/2</w:t>
+      </w:r>
+      <w:r>
+        <w:t>.</w:t>
       </w:r>
     </w:p>
     <w:p>
@@ -6355,55 +7914,12 @@
         <w:pStyle w:val="Heading2"/>
       </w:pPr>
       <w:r>
-        <w:t>Mastery checklist</w:t>
+        <w:t>Mastery check</w:t>
       </w:r>
     </w:p>
     <w:p>
-      <w:pPr>
-        <w:pStyle w:val="ListBullet"/>
-      </w:pPr>
-      <w:r>
-        <w:t>I can derive the path integral by time slicing, including the factor per slice.</w:t>
-      </w:r>
-    </w:p>
-    <w:p>
-      <w:pPr>
-        <w:pStyle w:val="ListBullet"/>
-      </w:pPr>
-      <w:r>
-        <w:t>I can explain the classical limit as stationary phase and estimate the band of contributing paths.</w:t>
-      </w:r>
-    </w:p>
-    <w:p>
-      <w:pPr>
-        <w:pStyle w:val="ListBullet"/>
-      </w:pPr>
-      <w:r>
-        <w:t>I can rotate to Euclidean time and extract a ground-state energy from a long-time decay.</w:t>
-      </w:r>
-    </w:p>
-    <w:p>
-      <w:pPr>
-        <w:pStyle w:val="ListBullet"/>
-      </w:pPr>
-      <w:r>
-        <w:t>I can evaluate real and Grassmann Gaussian integrals and state Wick's theorem as a Gaussian identity.</w:t>
-      </w:r>
-    </w:p>
-    <w:p>
-      <w:pPr>
-        <w:pStyle w:val="ListBullet"/>
-      </w:pPr>
-      <w:r>
-        <w:t>I can obtain the scalar, Dirac, and photon propagators as iK⁻¹, and explain the role of iε and of gauge fixing.</w:t>
-      </w:r>
-    </w:p>
-    <w:p>
-      <w:pPr>
-        <w:pStyle w:val="ListBullet"/>
-      </w:pPr>
-      <w:r>
-        <w:t>I can write an interacting correlator as a ratio of free averages and explain why vacuum bubbles cancel.</w:t>
+      <w:r>
+        <w:t>Before moving on, do the Core exercises without looking at the solutions and state this lesson's main result from memory. If both go smoothly, continue; if not, reread the sections the missed exercises cite.</w:t>
       </w:r>
     </w:p>
     <w:p>
@@ -6455,7 +7971,7 @@
         <w:color w:val="5A5A5A"/>
         <w:sz w:val="16"/>
       </w:rPr>
-      <w:t>QED Course   Lesson 80</w:t>
+      <w:t>A QED Course   Lesson 80</w:t>
     </w:r>
   </w:p>
 </w:hdr>
